--- a/pr-preview/pr-90/chapters/07-confounding.docx
+++ b/pr-preview/pr-90/chapters/07-confounding.docx
@@ -13542,7 +13542,13 @@
         <w:t xml:space="preserve"> </w:t>
       </w:r>
       <w:r>
-        <w:t xml:space="preserve">(Rosenbaum and Rubin 1983; Chapter 15).</w:t>
+        <w:t xml:space="preserve">(Rosenbaum and Rubin 1983;</w:t>
+      </w:r>
+      <w:r>
+        <w:t xml:space="preserve"> </w:t>
+      </w:r>
+      <w:r>
+        <w:t xml:space="preserve">Chapter 15).</w:t>
       </w:r>
     </w:p>
     <w:tbl>
@@ -15145,7 +15151,13 @@
               <w:t xml:space="preserve"> </w:t>
             </w:r>
             <w:r>
-              <w:t xml:space="preserve">(Card 1990; Meyer 1995; Angrist and Krueger 1999).</w:t>
+              <w:t xml:space="preserve">(Card 1990; Meyer 1995;</w:t>
+            </w:r>
+            <w:r>
+              <w:t xml:space="preserve"> </w:t>
+            </w:r>
+            <w:r>
+              <w:t xml:space="preserve">Angrist and Krueger 1999).</w:t>
             </w:r>
             <w:r>
               <w:t xml:space="preserve"> </w:t>
@@ -15350,7 +15362,13 @@
               <w:t xml:space="preserve"> </w:t>
             </w:r>
             <w:r>
-              <w:t xml:space="preserve">(Cui et al. 2024); Figure 7.15 is an example</w:t>
+              <w:t xml:space="preserve">(Cui et al. 2024);</w:t>
+            </w:r>
+            <w:r>
+              <w:t xml:space="preserve"> </w:t>
+            </w:r>
+            <w:r>
+              <w:t xml:space="preserve">Figure 7.15 is an example</w:t>
             </w:r>
             <w:r>
               <w:t xml:space="preserve"> </w:t>
@@ -17046,7 +17064,13 @@
               </m:sSup>
             </m:oMath>
             <w:r>
-              <w:t xml:space="preserve">; Technical Points 21.11 and 21.12 give proofs without that condition</w:t>
+              <w:t xml:space="preserve">;</w:t>
+            </w:r>
+            <w:r>
+              <w:t xml:space="preserve"> </w:t>
+            </w:r>
+            <w:r>
+              <w:t xml:space="preserve">Technical Points 21.11 and 21.12 give proofs without that condition</w:t>
             </w:r>
             <w:r>
               <w:t xml:space="preserve"> </w:t>
